--- a/5-人员管理/流程制度规范类文件/050108-人员岗位说明书.docx
+++ b/5-人员管理/流程制度规范类文件/050108-人员岗位说明书.docx
@@ -11116,20 +11116,11 @@
                 <w:caps w:val="0"/>
                 <w:color w:val="0F1115"/>
                 <w:spacing w:val="0"/>
-                <w:sz w:val="19"/>
-                <w:szCs w:val="19"/>
+                <w:sz w:val="20"/>
+                <w:szCs w:val="20"/>
                 <w:shd w:val="clear" w:color="auto" w:fill="FFFFFF"/>
               </w:rPr>
               <w:t>强烈的目标导向、出色的抗压能力、高度的责任心和积极主动的问题解决意识。</w:t>
-            </w:r>
-            <w:r>
-              <w:rPr>
-                <w:rFonts w:ascii="宋体" w:hAnsi="宋体" w:eastAsia="宋体" w:cs="宋体"/>
-                <w:spacing w:val="7"/>
-                <w:sz w:val="20"/>
-                <w:szCs w:val="20"/>
-              </w:rPr>
-              <w:t>。</w:t>
             </w:r>
           </w:p>
         </w:tc>
@@ -11423,8 +11414,8 @@
                 <w:caps w:val="0"/>
                 <w:color w:val="0F1115"/>
                 <w:spacing w:val="0"/>
-                <w:sz w:val="19"/>
-                <w:szCs w:val="19"/>
+                <w:sz w:val="20"/>
+                <w:szCs w:val="20"/>
                 <w:shd w:val="clear" w:color="auto" w:fill="FFFFFF"/>
               </w:rPr>
               <w:t>精通敏捷（Scrum/Kanban）或传统（瀑布）项目管理方法论，熟练使用Jira、Confluence、MS Project等项目管理工具。</w:t>
@@ -11535,8 +11526,8 @@
                 <w:caps w:val="0"/>
                 <w:color w:val="0F1115"/>
                 <w:spacing w:val="0"/>
-                <w:sz w:val="19"/>
-                <w:szCs w:val="19"/>
+                <w:sz w:val="20"/>
+                <w:szCs w:val="20"/>
                 <w:shd w:val="clear" w:color="auto" w:fill="FFFFFF"/>
               </w:rPr>
               <w:t>具备卓越的跨部门沟通协调能力、风险预见与管控能力、团队领导力和复盘总结能力。</w:t>
@@ -11549,8 +11540,8 @@
                 <w:caps w:val="0"/>
                 <w:color w:val="0F1115"/>
                 <w:spacing w:val="0"/>
-                <w:sz w:val="19"/>
-                <w:szCs w:val="19"/>
+                <w:sz w:val="20"/>
+                <w:szCs w:val="20"/>
                 <w:shd w:val="clear" w:color="auto" w:fill="FFFFFF"/>
               </w:rPr>
               <w:t>PMP、ACP或CSM等相关认证是重要加分项。</w:t>
@@ -11567,6 +11558,8 @@
         </w:rPr>
         <w:br w:type="page"/>
       </w:r>
+      <w:bookmarkStart w:id="36" w:name="_GoBack"/>
+      <w:bookmarkEnd w:id="36"/>
     </w:p>
     <w:p>
       <w:pPr>
@@ -34135,8 +34128,6 @@
         </w:rPr>
       </w:pPr>
       <w:bookmarkStart w:id="34" w:name="_Toc6595"/>
-      <w:bookmarkStart w:id="36" w:name="_GoBack"/>
-      <w:bookmarkEnd w:id="36"/>
       <w:r>
         <w:rPr>
           <w:rStyle w:val="38"/>
